--- a/Revised_KB_Documents/Web Conferencing.docx
+++ b/Revised_KB_Documents/Web Conferencing.docx
@@ -801,7 +801,7 @@
             <w:color w:val="0000FF"/>
             <w:u w:val="single"/>
           </w:rPr>
-          <w:t>https://support.zoom.us/</w:t>
+          <w:t>Zoom Web Portal</w:t>
         </w:r>
       </w:hyperlink>
     </w:p>
@@ -816,7 +816,7 @@
             <w:color w:val="0000FF"/>
             <w:u w:val="single"/>
           </w:rPr>
-          <w:t>https://support.zoom.us/hc/en-us/articles/206618765-Zoom-Video-Tutorials</w:t>
+          <w:t>Zoom Web Portal</w:t>
         </w:r>
       </w:hyperlink>
     </w:p>
